--- a/flow/20230927_hours/drafts/2024-08-g/05.08.docx
+++ b/flow/20230927_hours/drafts/2024-08-g/05.08.docx
@@ -1488,7 +1488,14 @@
           <w:rFonts w:ascii="Times New Roman" w:hAnsi="Times New Roman"/>
           <w:sz w:val="24"/>
         </w:rPr>
-        <w:t xml:space="preserve">Ідімо назустріч Христовому </w:t>
+        <w:t>Ідімо</w:t>
+      </w:r>
+      <w:r>
+        <w:rPr>
+          <w:rFonts w:ascii="Times New Roman" w:hAnsi="Times New Roman"/>
+          <w:sz w:val="24"/>
+        </w:rPr>
+        <w:t xml:space="preserve"> назустріч Христовому </w:t>
       </w:r>
       <w:r>
         <w:rPr>
@@ -4396,7 +4403,14 @@
           <w:rFonts w:ascii="Times New Roman" w:hAnsi="Times New Roman"/>
           <w:sz w:val="24"/>
         </w:rPr>
-        <w:t xml:space="preserve">Ідімо назустріч Христовому </w:t>
+        <w:t>Ідімо</w:t>
+      </w:r>
+      <w:r>
+        <w:rPr>
+          <w:rFonts w:ascii="Times New Roman" w:hAnsi="Times New Roman"/>
+          <w:sz w:val="24"/>
+        </w:rPr>
+        <w:t xml:space="preserve"> назустріч Христовому </w:t>
       </w:r>
       <w:r>
         <w:rPr>
@@ -7031,7 +7045,14 @@
           <w:rFonts w:ascii="Times New Roman" w:hAnsi="Times New Roman"/>
           <w:sz w:val="24"/>
         </w:rPr>
-        <w:t xml:space="preserve">Ідімо назустріч Христовому </w:t>
+        <w:t>Ідімо</w:t>
+      </w:r>
+      <w:r>
+        <w:rPr>
+          <w:rFonts w:ascii="Times New Roman" w:hAnsi="Times New Roman"/>
+          <w:sz w:val="24"/>
+        </w:rPr>
+        <w:t xml:space="preserve"> назустріч Христовому </w:t>
       </w:r>
       <w:r>
         <w:rPr>
@@ -9488,7 +9509,14 @@
           <w:rFonts w:ascii="Times New Roman" w:hAnsi="Times New Roman"/>
           <w:sz w:val="24"/>
         </w:rPr>
-        <w:t xml:space="preserve">Ідімо назустріч Христовому </w:t>
+        <w:t>Ідімо</w:t>
+      </w:r>
+      <w:r>
+        <w:rPr>
+          <w:rFonts w:ascii="Times New Roman" w:hAnsi="Times New Roman"/>
+          <w:sz w:val="24"/>
+        </w:rPr>
+        <w:t xml:space="preserve"> назустріч Христовому </w:t>
       </w:r>
       <w:r>
         <w:rPr>
